--- a/PDFs/peiyuyang-CV-EN.docx
+++ b/PDFs/peiyuyang-CV-EN.docx
@@ -1289,6 +1289,12 @@
             <w:insideH w:val="none" w:color="auto" w:sz="0" w:space="0"/>
             <w:insideV w:val="none" w:color="auto" w:sz="0" w:space="0"/>
           </w:tblBorders>
+          <w:tblCellMar>
+            <w:top w:w="0" w:type="dxa"/>
+            <w:left w:w="108" w:type="dxa"/>
+            <w:bottom w:w="0" w:type="dxa"/>
+            <w:right w:w="108" w:type="dxa"/>
+          </w:tblCellMar>
         </w:tblPrEx>
         <w:trPr>
           <w:gridAfter w:val="1"/>
@@ -2283,6 +2289,7 @@
           <w:p>
             <w:pPr>
               <w:numPr>
+                <w:ilvl w:val="0"/>
                 <w:numId w:val="0"/>
               </w:numPr>
               <w:ind w:leftChars="0"/>
@@ -2459,7 +2466,8 @@
             </w:pPr>
             <w:r>
               <w:rPr>
-                <w:rFonts w:ascii="Times New Roman" w:hAnsi="Times New Roman" w:eastAsia="Cambria" w:cs="Times New Roman"/>
+                <w:rFonts w:hint="eastAsia" w:ascii="Times New Roman" w:hAnsi="Times New Roman" w:eastAsia="Cambria" w:cs="Times New Roman"/>
+                <w:b w:val="0"/>
                 <w:bCs/>
                 <w:color w:val="000000"/>
                 <w:kern w:val="0"/>
@@ -2467,11 +2475,11 @@
                 <w:szCs w:val="24"/>
                 <w:lang w:val="en-US" w:eastAsia="zh-CN" w:bidi="ar"/>
               </w:rPr>
-              <w:t xml:space="preserve">Edoardo Panichi, Jiatao Ding, Vassil Atanassov, </w:t>
-            </w:r>
-            <w:r>
-              <w:rPr>
-                <w:rFonts w:ascii="Times New Roman" w:hAnsi="Times New Roman" w:eastAsia="Cambria" w:cs="Times New Roman"/>
+              <w:t xml:space="preserve">Jiatao Ding, </w:t>
+            </w:r>
+            <w:r>
+              <w:rPr>
+                <w:rFonts w:hint="eastAsia" w:ascii="Times New Roman" w:hAnsi="Times New Roman" w:eastAsia="Cambria" w:cs="Times New Roman"/>
                 <w:b/>
                 <w:bCs w:val="0"/>
                 <w:color w:val="000000"/>
@@ -2484,7 +2492,8 @@
             </w:r>
             <w:r>
               <w:rPr>
-                <w:rFonts w:ascii="Times New Roman" w:hAnsi="Times New Roman" w:eastAsia="Cambria" w:cs="Times New Roman"/>
+                <w:rFonts w:hint="eastAsia" w:ascii="Times New Roman" w:hAnsi="Times New Roman" w:eastAsia="Cambria" w:cs="Times New Roman"/>
+                <w:b w:val="0"/>
                 <w:bCs/>
                 <w:color w:val="000000"/>
                 <w:kern w:val="0"/>
@@ -2492,7 +2501,19 @@
                 <w:szCs w:val="24"/>
                 <w:lang w:val="en-US" w:eastAsia="zh-CN" w:bidi="ar"/>
               </w:rPr>
-              <w:t>, Jens Kober, Wei Pan and Cosimo Della Santina</w:t>
+              <w:t xml:space="preserve">, Fabio Boekel, Jens Kober, Wei Pan, Matteo Saveriano, and Cosimo Della Santina, </w:t>
+            </w:r>
+            <w:r>
+              <w:rPr>
+                <w:rFonts w:ascii="Times New Roman" w:hAnsi="Times New Roman" w:eastAsia="Cambria" w:cs="Times New Roman"/>
+                <w:bCs/>
+                <w:color w:val="000000"/>
+                <w:kern w:val="0"/>
+                <w:sz w:val="22"/>
+                <w:szCs w:val="24"/>
+                <w:lang w:val="en-US" w:eastAsia="zh-CN" w:bidi="ar"/>
+              </w:rPr>
+              <w:t>"</w:t>
             </w:r>
             <w:r>
               <w:rPr>
@@ -2504,7 +2525,7 @@
                 <w:szCs w:val="24"/>
                 <w:lang w:val="en-US" w:eastAsia="zh-CN" w:bidi="ar"/>
               </w:rPr>
-              <w:t xml:space="preserve">, </w:t>
+              <w:t>Versatile, Robust, and Explosive Locomotion with Rigid and Articulated Compliant Quadrupeds</w:t>
             </w:r>
             <w:r>
               <w:rPr>
@@ -2528,31 +2549,7 @@
                 <w:szCs w:val="24"/>
                 <w:lang w:val="en-US" w:eastAsia="zh-CN" w:bidi="ar"/>
               </w:rPr>
-              <w:t>On-the-Fly Jumping with Soft Landing: Leveraging Trajectory Optimization and Behavior Cloning</w:t>
-            </w:r>
-            <w:r>
-              <w:rPr>
-                <w:rFonts w:ascii="Times New Roman" w:hAnsi="Times New Roman" w:eastAsia="Cambria" w:cs="Times New Roman"/>
-                <w:bCs/>
-                <w:color w:val="000000"/>
-                <w:kern w:val="0"/>
-                <w:sz w:val="22"/>
-                <w:szCs w:val="24"/>
-                <w:lang w:val="en-US" w:eastAsia="zh-CN" w:bidi="ar"/>
-              </w:rPr>
-              <w:t>"</w:t>
-            </w:r>
-            <w:r>
-              <w:rPr>
-                <w:rFonts w:hint="eastAsia" w:ascii="Times New Roman" w:hAnsi="Times New Roman" w:eastAsia="Cambria" w:cs="Times New Roman"/>
-                <w:bCs/>
-                <w:color w:val="000000"/>
-                <w:kern w:val="0"/>
-                <w:sz w:val="22"/>
-                <w:szCs w:val="24"/>
-                <w:lang w:val="en-US" w:eastAsia="zh-CN" w:bidi="ar"/>
-              </w:rPr>
-              <w:t>, submitted to TMECH</w:t>
+              <w:t>, submitted to IJRR</w:t>
             </w:r>
           </w:p>
         </w:tc>
@@ -2582,80 +2579,59 @@
           <w:p>
             <w:pPr>
               <w:numPr>
-                <w:numId w:val="0"/>
-              </w:numPr>
-              <w:ind w:leftChars="0"/>
-              <w:rPr>
-                <w:rFonts w:hint="default" w:ascii="Times New Roman" w:hAnsi="Times New Roman" w:eastAsia="Cambria" w:cs="Times New Roman"/>
-                <w:bCs/>
-                <w:color w:val="000000"/>
-                <w:kern w:val="0"/>
-                <w:sz w:val="22"/>
-                <w:szCs w:val="24"/>
-                <w:lang w:val="en-US" w:eastAsia="zh-CN" w:bidi="ar"/>
-              </w:rPr>
-            </w:pPr>
-            <w:r>
-              <w:rPr>
-                <w:rFonts w:hint="eastAsia" w:ascii="Times New Roman" w:hAnsi="Times New Roman" w:eastAsia="宋体" w:cs="Times New Roman"/>
-                <w:b/>
-                <w:bCs/>
-                <w:i/>
-                <w:iCs/>
-                <w:color w:val="000000"/>
-                <w:kern w:val="0"/>
-                <w:sz w:val="22"/>
-                <w:lang w:val="en-US" w:eastAsia="zh-CN" w:bidi="ar"/>
-              </w:rPr>
-              <w:t>Manuscript in preparation</w:t>
-            </w:r>
-          </w:p>
-        </w:tc>
-      </w:tr>
-      <w:tr>
-        <w:tblPrEx>
-          <w:tblBorders>
-            <w:top w:val="none" w:color="auto" w:sz="0" w:space="0"/>
-            <w:left w:val="none" w:color="auto" w:sz="0" w:space="0"/>
-            <w:bottom w:val="none" w:color="auto" w:sz="0" w:space="0"/>
-            <w:right w:val="none" w:color="auto" w:sz="0" w:space="0"/>
-            <w:insideH w:val="none" w:color="auto" w:sz="0" w:space="0"/>
-            <w:insideV w:val="none" w:color="auto" w:sz="0" w:space="0"/>
-          </w:tblBorders>
-          <w:tblCellMar>
-            <w:top w:w="0" w:type="dxa"/>
-            <w:left w:w="108" w:type="dxa"/>
-            <w:bottom w:w="0" w:type="dxa"/>
-            <w:right w:w="108" w:type="dxa"/>
-          </w:tblCellMar>
-        </w:tblPrEx>
-        <w:tc>
-          <w:tcPr>
-            <w:tcW w:w="8300" w:type="dxa"/>
-            <w:gridSpan w:val="3"/>
-          </w:tcPr>
-          <w:p>
-            <w:pPr>
-              <w:numPr>
                 <w:ilvl w:val="0"/>
                 <w:numId w:val="2"/>
               </w:numPr>
               <w:rPr>
-                <w:rFonts w:hint="eastAsia" w:ascii="Times New Roman" w:hAnsi="Times New Roman" w:eastAsia="宋体" w:cs="Times New Roman"/>
-                <w:b/>
-                <w:bCs/>
-                <w:i/>
-                <w:iCs/>
-                <w:color w:val="000000"/>
-                <w:kern w:val="0"/>
-                <w:sz w:val="22"/>
-                <w:lang w:val="en-US" w:eastAsia="zh-CN" w:bidi="ar"/>
-              </w:rPr>
-            </w:pPr>
+                <w:rFonts w:hint="default" w:ascii="Times New Roman" w:hAnsi="Times New Roman" w:eastAsia="Cambria" w:cs="Times New Roman"/>
+                <w:bCs/>
+                <w:color w:val="000000"/>
+                <w:kern w:val="0"/>
+                <w:sz w:val="22"/>
+                <w:szCs w:val="24"/>
+                <w:lang w:val="en-US" w:eastAsia="zh-CN" w:bidi="ar"/>
+              </w:rPr>
+            </w:pPr>
+            <w:r>
+              <w:rPr>
+                <w:rFonts w:ascii="Times New Roman" w:hAnsi="Times New Roman" w:eastAsia="Cambria" w:cs="Times New Roman"/>
+                <w:bCs/>
+                <w:color w:val="000000"/>
+                <w:kern w:val="0"/>
+                <w:sz w:val="22"/>
+                <w:szCs w:val="24"/>
+                <w:lang w:val="en-US" w:eastAsia="zh-CN" w:bidi="ar"/>
+              </w:rPr>
+              <w:t xml:space="preserve">Edoardo Panichi, Jiatao Ding, Vassil Atanassov, </w:t>
+            </w:r>
+            <w:r>
+              <w:rPr>
+                <w:rFonts w:ascii="Times New Roman" w:hAnsi="Times New Roman" w:eastAsia="Cambria" w:cs="Times New Roman"/>
+                <w:b/>
+                <w:bCs w:val="0"/>
+                <w:color w:val="000000"/>
+                <w:kern w:val="0"/>
+                <w:sz w:val="22"/>
+                <w:szCs w:val="24"/>
+                <w:lang w:val="en-US" w:eastAsia="zh-CN" w:bidi="ar"/>
+              </w:rPr>
+              <w:t>Peiyu Yang</w:t>
+            </w:r>
+            <w:r>
+              <w:rPr>
+                <w:rFonts w:ascii="Times New Roman" w:hAnsi="Times New Roman" w:eastAsia="Cambria" w:cs="Times New Roman"/>
+                <w:bCs/>
+                <w:color w:val="000000"/>
+                <w:kern w:val="0"/>
+                <w:sz w:val="22"/>
+                <w:szCs w:val="24"/>
+                <w:lang w:val="en-US" w:eastAsia="zh-CN" w:bidi="ar"/>
+              </w:rPr>
+              <w:t>, Jens Kober, Wei Pan and Cosimo Della Santina</w:t>
+            </w:r>
             <w:r>
               <w:rPr>
                 <w:rFonts w:hint="eastAsia" w:ascii="Times New Roman" w:hAnsi="Times New Roman" w:eastAsia="Cambria" w:cs="Times New Roman"/>
-                <w:b w:val="0"/>
                 <w:bCs/>
                 <w:color w:val="000000"/>
                 <w:kern w:val="0"/>
@@ -2663,25 +2639,47 @@
                 <w:szCs w:val="24"/>
                 <w:lang w:val="en-US" w:eastAsia="zh-CN" w:bidi="ar"/>
               </w:rPr>
-              <w:t xml:space="preserve">Jiatao Ding, </w:t>
+              <w:t xml:space="preserve">, </w:t>
+            </w:r>
+            <w:r>
+              <w:rPr>
+                <w:rFonts w:ascii="Times New Roman" w:hAnsi="Times New Roman" w:eastAsia="Cambria" w:cs="Times New Roman"/>
+                <w:bCs/>
+                <w:color w:val="000000"/>
+                <w:kern w:val="0"/>
+                <w:sz w:val="22"/>
+                <w:szCs w:val="24"/>
+                <w:lang w:val="en-US" w:eastAsia="zh-CN" w:bidi="ar"/>
+              </w:rPr>
+              <w:t>"</w:t>
             </w:r>
             <w:r>
               <w:rPr>
                 <w:rFonts w:hint="eastAsia" w:ascii="Times New Roman" w:hAnsi="Times New Roman" w:eastAsia="Cambria" w:cs="Times New Roman"/>
-                <w:b/>
-                <w:bCs w:val="0"/>
+                <w:bCs/>
                 <w:color w:val="000000"/>
                 <w:kern w:val="0"/>
                 <w:sz w:val="22"/>
                 <w:szCs w:val="24"/>
                 <w:lang w:val="en-US" w:eastAsia="zh-CN" w:bidi="ar"/>
               </w:rPr>
-              <w:t>Peiyu Yang</w:t>
+              <w:t>On-the-Fly Jumping with Soft Landing: Leveraging Trajectory Optimization and Behavior Cloning</w:t>
+            </w:r>
+            <w:r>
+              <w:rPr>
+                <w:rFonts w:ascii="Times New Roman" w:hAnsi="Times New Roman" w:eastAsia="Cambria" w:cs="Times New Roman"/>
+                <w:bCs/>
+                <w:color w:val="000000"/>
+                <w:kern w:val="0"/>
+                <w:sz w:val="22"/>
+                <w:szCs w:val="24"/>
+                <w:lang w:val="en-US" w:eastAsia="zh-CN" w:bidi="ar"/>
+              </w:rPr>
+              <w:t>"</w:t>
             </w:r>
             <w:r>
               <w:rPr>
                 <w:rFonts w:hint="eastAsia" w:ascii="Times New Roman" w:hAnsi="Times New Roman" w:eastAsia="Cambria" w:cs="Times New Roman"/>
-                <w:b w:val="0"/>
                 <w:bCs/>
                 <w:color w:val="000000"/>
                 <w:kern w:val="0"/>
@@ -2689,55 +2687,7 @@
                 <w:szCs w:val="24"/>
                 <w:lang w:val="en-US" w:eastAsia="zh-CN" w:bidi="ar"/>
               </w:rPr>
-              <w:t xml:space="preserve">, Fabio Boekel, Jens Kober, Wei Pan, Matteo Saveriano, and Cosimo Della Santina, </w:t>
-            </w:r>
-            <w:r>
-              <w:rPr>
-                <w:rFonts w:ascii="Times New Roman" w:hAnsi="Times New Roman" w:eastAsia="Cambria" w:cs="Times New Roman"/>
-                <w:bCs/>
-                <w:color w:val="000000"/>
-                <w:kern w:val="0"/>
-                <w:sz w:val="22"/>
-                <w:szCs w:val="24"/>
-                <w:lang w:val="en-US" w:eastAsia="zh-CN" w:bidi="ar"/>
-              </w:rPr>
-              <w:t>"</w:t>
-            </w:r>
-            <w:r>
-              <w:rPr>
-                <w:rFonts w:hint="eastAsia" w:ascii="Times New Roman" w:hAnsi="Times New Roman" w:eastAsia="Cambria" w:cs="Times New Roman"/>
-                <w:bCs/>
-                <w:color w:val="000000"/>
-                <w:kern w:val="0"/>
-                <w:sz w:val="22"/>
-                <w:szCs w:val="24"/>
-                <w:lang w:val="en-US" w:eastAsia="zh-CN" w:bidi="ar"/>
-              </w:rPr>
-              <w:t>ArtsQuad: Versatile, Robust, and Explosive Motion with Rigid and Articulated Compliant Quadrupeds</w:t>
-            </w:r>
-            <w:r>
-              <w:rPr>
-                <w:rFonts w:ascii="Times New Roman" w:hAnsi="Times New Roman" w:eastAsia="Cambria" w:cs="Times New Roman"/>
-                <w:bCs/>
-                <w:color w:val="000000"/>
-                <w:kern w:val="0"/>
-                <w:sz w:val="22"/>
-                <w:szCs w:val="24"/>
-                <w:lang w:val="en-US" w:eastAsia="zh-CN" w:bidi="ar"/>
-              </w:rPr>
-              <w:t>"</w:t>
-            </w:r>
-            <w:r>
-              <w:rPr>
-                <w:rFonts w:hint="eastAsia" w:ascii="Times New Roman" w:hAnsi="Times New Roman" w:eastAsia="Cambria" w:cs="Times New Roman"/>
-                <w:bCs/>
-                <w:color w:val="000000"/>
-                <w:kern w:val="0"/>
-                <w:sz w:val="22"/>
-                <w:szCs w:val="24"/>
-                <w:lang w:val="en-US" w:eastAsia="zh-CN" w:bidi="ar"/>
-              </w:rPr>
-              <w:t>, target journal: IJRR</w:t>
+              <w:t>, submitted to TMECH</w:t>
             </w:r>
           </w:p>
         </w:tc>
@@ -3479,8 +3429,18 @@
     <w:p>
       <w:pPr>
         <w:rPr>
-          <w:rFonts w:ascii="Times New Roman" w:hAnsi="Times New Roman" w:cs="Times New Roman"/>
+          <w:rFonts w:hint="eastAsia" w:ascii="Times New Roman" w:hAnsi="Times New Roman" w:cs="Times New Roman" w:eastAsiaTheme="minorEastAsia"/>
           <w:sz w:val="22"/>
+          <w:lang w:val="en-US" w:eastAsia="zh-CN"/>
+        </w:rPr>
+      </w:pPr>
+    </w:p>
+    <w:p>
+      <w:pPr>
+        <w:rPr>
+          <w:rFonts w:hint="eastAsia" w:ascii="Times New Roman" w:hAnsi="Times New Roman" w:cs="Times New Roman" w:eastAsiaTheme="minorEastAsia"/>
+          <w:sz w:val="22"/>
+          <w:lang w:val="en-US" w:eastAsia="zh-CN"/>
         </w:rPr>
       </w:pPr>
     </w:p>
@@ -4203,6 +4163,14 @@
         </w:tc>
       </w:tr>
     </w:tbl>
+    <w:p>
+      <w:pPr>
+        <w:rPr>
+          <w:rFonts w:ascii="Times New Roman" w:hAnsi="Times New Roman" w:cs="Times New Roman"/>
+          <w:sz w:val="22"/>
+        </w:rPr>
+      </w:pPr>
+    </w:p>
     <w:p>
       <w:pPr>
         <w:rPr>
@@ -6415,6 +6383,12 @@
             <w:insideH w:val="none" w:color="auto" w:sz="0" w:space="0"/>
             <w:insideV w:val="none" w:color="auto" w:sz="0" w:space="0"/>
           </w:tblBorders>
+          <w:tblCellMar>
+            <w:top w:w="0" w:type="dxa"/>
+            <w:left w:w="108" w:type="dxa"/>
+            <w:bottom w:w="0" w:type="dxa"/>
+            <w:right w:w="108" w:type="dxa"/>
+          </w:tblCellMar>
         </w:tblPrEx>
         <w:tc>
           <w:tcPr>
@@ -6911,12 +6885,6 @@
             <w:insideH w:val="none" w:color="auto" w:sz="0" w:space="0"/>
             <w:insideV w:val="none" w:color="auto" w:sz="0" w:space="0"/>
           </w:tblBorders>
-          <w:tblCellMar>
-            <w:top w:w="0" w:type="dxa"/>
-            <w:left w:w="108" w:type="dxa"/>
-            <w:bottom w:w="0" w:type="dxa"/>
-            <w:right w:w="108" w:type="dxa"/>
-          </w:tblCellMar>
         </w:tblPrEx>
         <w:tc>
           <w:tcPr>
@@ -7139,7 +7107,7 @@
                 <w:rFonts w:hint="eastAsia" w:ascii="Times New Roman" w:hAnsi="Times New Roman" w:cs="Times New Roman"/>
                 <w:sz w:val="22"/>
               </w:rPr>
-              <w:t>orks, Keyshot, LabView, Multisum, etc.</w:t>
+              <w:t>orks, Keyshot, LabView, Multisum, etc</w:t>
             </w:r>
           </w:p>
         </w:tc>
@@ -7296,7 +7264,7 @@
                 <w:sz w:val="22"/>
                 <w:lang w:val="en-US" w:eastAsia="zh-CN"/>
               </w:rPr>
-              <w:t xml:space="preserve">Test and repair of Unitree Go1 robot, </w:t>
+              <w:t>Test and repair of Unitree Go1 robot</w:t>
             </w:r>
           </w:p>
         </w:tc>
